--- a/squads/vmo-autonomo/projects/DEM-2026-007/02-iniciacao/requisitos.docx
+++ b/squads/vmo-autonomo/projects/DEM-2026-007/02-iniciacao/requisitos.docx
@@ -8,8 +8,11 @@
       </w:pPr>
       <w:r>
         <w:rPr>
-          <w:color w:val="1F497D"/>
-          <w:sz w:val="36"/>
+          <w:rFonts w:ascii="Calibri" w:hAnsi="Calibri"/>
+          <w:b/>
+          <w:i w:val="0"/>
+          <w:color w:val="1A3A5C"/>
+          <w:sz w:val="30"/>
         </w:rPr>
         <w:t>Especificação de Requisitos Funcionais (ERF)</w:t>
       </w:r>
@@ -37,33 +40,61 @@
     <w:p/>
     <w:p>
       <w:pPr>
-        <w:pStyle w:val="Quote"/>
+        <w:ind w:left="454"/>
       </w:pPr>
       <w:r>
-        <w:t>**Nota CB-2:** Esta ERF levanta os requisitos conhecidos com base na demanda e no precedente da</w:t>
+        <w:rPr>
+          <w:color w:val="333333"/>
+          <w:sz w:val="20"/>
+        </w:rPr>
+      </w:r>
+      <w:r>
+        <w:rPr>
+          <w:b/>
+          <w:color w:val="333333"/>
+          <w:sz w:val="20"/>
+        </w:rPr>
+        <w:t>Nota CB-2:</w:t>
+      </w:r>
+      <w:r>
+        <w:rPr>
+          <w:color w:val="333333"/>
+          <w:sz w:val="20"/>
+        </w:rPr>
+        <w:t xml:space="preserve"> Esta ERF levanta os requisitos conhecidos com base na demanda e no precedente da</w:t>
       </w:r>
     </w:p>
     <w:p>
       <w:pPr>
-        <w:pStyle w:val="Quote"/>
+        <w:ind w:left="454"/>
       </w:pPr>
       <w:r>
+        <w:rPr>
+          <w:color w:val="333333"/>
+          <w:sz w:val="20"/>
+        </w:rPr>
         <w:t>Divisão Logística. Os requisitos marcados com [CB-2] dependem de confirmação técnica no</w:t>
       </w:r>
     </w:p>
     <w:p>
       <w:pPr>
-        <w:pStyle w:val="Quote"/>
+        <w:ind w:left="454"/>
       </w:pPr>
       <w:r>
+        <w:rPr>
+          <w:color w:val="333333"/>
+          <w:sz w:val="20"/>
+        </w:rPr>
         <w:t>levantamento junto ao DTI — podem ser refinados sem implicar nova qualificação.</w:t>
       </w:r>
     </w:p>
     <w:p/>
     <w:p>
-      <w:r>
-        <w:t>────────────────────────────────────────────────────────────</w:t>
-      </w:r>
+      <w:pPr>
+        <w:pBdr>
+          <w:bottom w:val="single" w:sz="6" w:space="1" w:color="CCCCCC"/>
+        </w:pBdr>
+      </w:pPr>
     </w:p>
     <w:p/>
     <w:p>
@@ -72,8 +103,11 @@
       </w:pPr>
       <w:r>
         <w:rPr>
-          <w:color w:val="2E74B5"/>
-          <w:sz w:val="28"/>
+          <w:rFonts w:ascii="Calibri" w:hAnsi="Calibri"/>
+          <w:b/>
+          <w:i w:val="0"/>
+          <w:color w:val="1E5296"/>
+          <w:sz w:val="25"/>
         </w:rPr>
         <w:t>Resumo MoSCoW</w:t>
       </w:r>
@@ -82,25 +116,27 @@
     <w:tbl>
       <w:tblPr>
         <w:tblStyle w:val="TableGrid"/>
-        <w:tblW w:type="auto" w:w="0"/>
         <w:tblLook w:firstColumn="1" w:firstRow="1" w:lastColumn="0" w:lastRow="0" w:noHBand="0" w:noVBand="1" w:val="04A0"/>
+        <w:tblW w:w="8901" w:type="dxa"/>
+        <w:tblLayout w:type="fixed"/>
       </w:tblPr>
       <w:tblGrid>
-        <w:gridCol w:w="2928"/>
-        <w:gridCol w:w="2928"/>
-        <w:gridCol w:w="2928"/>
+        <w:gridCol w:w="2967"/>
+        <w:gridCol w:w="2967"/>
+        <w:gridCol w:w="2967"/>
       </w:tblGrid>
       <w:tr>
         <w:tc>
           <w:tcPr>
-            <w:tcW w:type="dxa" w:w="2928"/>
-            <w:shd w:val="clear" w:color="auto" w:fill="D6E4F0"/>
+            <w:tcW w:w="2967" w:type="dxa"/>
+            <w:shd w:val="clear" w:color="auto" w:fill="1A3A5C"/>
           </w:tcPr>
           <w:p>
             <w:r>
               <w:rPr>
                 <w:b/>
-                <w:sz w:val="20"/>
+                <w:color w:val="FFFFFF"/>
+                <w:sz w:val="19"/>
               </w:rPr>
               <w:t>Prioridade</w:t>
             </w:r>
@@ -108,14 +144,15 @@
         </w:tc>
         <w:tc>
           <w:tcPr>
-            <w:tcW w:type="dxa" w:w="2928"/>
-            <w:shd w:val="clear" w:color="auto" w:fill="D6E4F0"/>
+            <w:tcW w:w="2967" w:type="dxa"/>
+            <w:shd w:val="clear" w:color="auto" w:fill="1A3A5C"/>
           </w:tcPr>
           <w:p>
             <w:r>
               <w:rPr>
                 <w:b/>
-                <w:sz w:val="20"/>
+                <w:color w:val="FFFFFF"/>
+                <w:sz w:val="19"/>
               </w:rPr>
               <w:t>Qtd RF</w:t>
             </w:r>
@@ -123,14 +160,15 @@
         </w:tc>
         <w:tc>
           <w:tcPr>
-            <w:tcW w:type="dxa" w:w="2928"/>
-            <w:shd w:val="clear" w:color="auto" w:fill="D6E4F0"/>
+            <w:tcW w:w="2967" w:type="dxa"/>
+            <w:shd w:val="clear" w:color="auto" w:fill="1A3A5C"/>
           </w:tcPr>
           <w:p>
             <w:r>
               <w:rPr>
                 <w:b/>
-                <w:sz w:val="20"/>
+                <w:color w:val="FFFFFF"/>
+                <w:sz w:val="19"/>
               </w:rPr>
               <w:t>Qtd RNF</w:t>
             </w:r>
@@ -140,12 +178,12 @@
       <w:tr>
         <w:tc>
           <w:tcPr>
-            <w:tcW w:type="dxa" w:w="2928"/>
+            <w:tcW w:w="2967" w:type="dxa"/>
           </w:tcPr>
           <w:p>
             <w:r>
               <w:rPr>
-                <w:sz w:val="20"/>
+                <w:sz w:val="19"/>
               </w:rPr>
               <w:t>Must Have</w:t>
             </w:r>
@@ -153,12 +191,12 @@
         </w:tc>
         <w:tc>
           <w:tcPr>
-            <w:tcW w:type="dxa" w:w="2928"/>
+            <w:tcW w:w="2967" w:type="dxa"/>
           </w:tcPr>
           <w:p>
             <w:r>
               <w:rPr>
-                <w:sz w:val="20"/>
+                <w:sz w:val="19"/>
               </w:rPr>
               <w:t>5</w:t>
             </w:r>
@@ -166,12 +204,12 @@
         </w:tc>
         <w:tc>
           <w:tcPr>
-            <w:tcW w:type="dxa" w:w="2928"/>
+            <w:tcW w:w="2967" w:type="dxa"/>
           </w:tcPr>
           <w:p>
             <w:r>
               <w:rPr>
-                <w:sz w:val="20"/>
+                <w:sz w:val="19"/>
               </w:rPr>
               <w:t>4</w:t>
             </w:r>
@@ -181,12 +219,13 @@
       <w:tr>
         <w:tc>
           <w:tcPr>
-            <w:tcW w:type="dxa" w:w="2928"/>
+            <w:tcW w:w="2967" w:type="dxa"/>
+            <w:shd w:val="clear" w:color="auto" w:fill="F0F5FB"/>
           </w:tcPr>
           <w:p>
             <w:r>
               <w:rPr>
-                <w:sz w:val="20"/>
+                <w:sz w:val="19"/>
               </w:rPr>
               <w:t>Should Have</w:t>
             </w:r>
@@ -194,12 +233,13 @@
         </w:tc>
         <w:tc>
           <w:tcPr>
-            <w:tcW w:type="dxa" w:w="2928"/>
+            <w:tcW w:w="2967" w:type="dxa"/>
+            <w:shd w:val="clear" w:color="auto" w:fill="F0F5FB"/>
           </w:tcPr>
           <w:p>
             <w:r>
               <w:rPr>
-                <w:sz w:val="20"/>
+                <w:sz w:val="19"/>
               </w:rPr>
               <w:t>3</w:t>
             </w:r>
@@ -207,12 +247,13 @@
         </w:tc>
         <w:tc>
           <w:tcPr>
-            <w:tcW w:type="dxa" w:w="2928"/>
+            <w:tcW w:w="2967" w:type="dxa"/>
+            <w:shd w:val="clear" w:color="auto" w:fill="F0F5FB"/>
           </w:tcPr>
           <w:p>
             <w:r>
               <w:rPr>
-                <w:sz w:val="20"/>
+                <w:sz w:val="19"/>
               </w:rPr>
               <w:t>1</w:t>
             </w:r>
@@ -222,12 +263,12 @@
       <w:tr>
         <w:tc>
           <w:tcPr>
-            <w:tcW w:type="dxa" w:w="2928"/>
+            <w:tcW w:w="2967" w:type="dxa"/>
           </w:tcPr>
           <w:p>
             <w:r>
               <w:rPr>
-                <w:sz w:val="20"/>
+                <w:sz w:val="19"/>
               </w:rPr>
               <w:t>Could Have</w:t>
             </w:r>
@@ -235,12 +276,12 @@
         </w:tc>
         <w:tc>
           <w:tcPr>
-            <w:tcW w:type="dxa" w:w="2928"/>
+            <w:tcW w:w="2967" w:type="dxa"/>
           </w:tcPr>
           <w:p>
             <w:r>
               <w:rPr>
-                <w:sz w:val="20"/>
+                <w:sz w:val="19"/>
               </w:rPr>
               <w:t>2</w:t>
             </w:r>
@@ -248,12 +289,12 @@
         </w:tc>
         <w:tc>
           <w:tcPr>
-            <w:tcW w:type="dxa" w:w="2928"/>
+            <w:tcW w:w="2967" w:type="dxa"/>
           </w:tcPr>
           <w:p>
             <w:r>
               <w:rPr>
-                <w:sz w:val="20"/>
+                <w:sz w:val="19"/>
               </w:rPr>
               <w:t>0</w:t>
             </w:r>
@@ -263,12 +304,13 @@
       <w:tr>
         <w:tc>
           <w:tcPr>
-            <w:tcW w:type="dxa" w:w="2928"/>
+            <w:tcW w:w="2967" w:type="dxa"/>
+            <w:shd w:val="clear" w:color="auto" w:fill="F0F5FB"/>
           </w:tcPr>
           <w:p>
             <w:r>
               <w:rPr>
-                <w:sz w:val="20"/>
+                <w:sz w:val="19"/>
               </w:rPr>
               <w:t>Won't Have</w:t>
             </w:r>
@@ -276,12 +318,13 @@
         </w:tc>
         <w:tc>
           <w:tcPr>
-            <w:tcW w:type="dxa" w:w="2928"/>
+            <w:tcW w:w="2967" w:type="dxa"/>
+            <w:shd w:val="clear" w:color="auto" w:fill="F0F5FB"/>
           </w:tcPr>
           <w:p>
             <w:r>
               <w:rPr>
-                <w:sz w:val="20"/>
+                <w:sz w:val="19"/>
               </w:rPr>
               <w:t>2</w:t>
             </w:r>
@@ -289,12 +332,13 @@
         </w:tc>
         <w:tc>
           <w:tcPr>
-            <w:tcW w:type="dxa" w:w="2928"/>
+            <w:tcW w:w="2967" w:type="dxa"/>
+            <w:shd w:val="clear" w:color="auto" w:fill="F0F5FB"/>
           </w:tcPr>
           <w:p>
             <w:r>
               <w:rPr>
-                <w:sz w:val="20"/>
+                <w:sz w:val="19"/>
               </w:rPr>
               <w:t>0</w:t>
             </w:r>
@@ -304,12 +348,12 @@
       <w:tr>
         <w:tc>
           <w:tcPr>
-            <w:tcW w:type="dxa" w:w="2928"/>
+            <w:tcW w:w="2967" w:type="dxa"/>
           </w:tcPr>
           <w:p>
             <w:r>
               <w:rPr>
-                <w:sz w:val="20"/>
+                <w:sz w:val="19"/>
               </w:rPr>
               <w:t>Total</w:t>
             </w:r>
@@ -317,12 +361,12 @@
         </w:tc>
         <w:tc>
           <w:tcPr>
-            <w:tcW w:type="dxa" w:w="2928"/>
+            <w:tcW w:w="2967" w:type="dxa"/>
           </w:tcPr>
           <w:p>
             <w:r>
               <w:rPr>
-                <w:sz w:val="20"/>
+                <w:sz w:val="19"/>
               </w:rPr>
               <w:t>12</w:t>
             </w:r>
@@ -330,12 +374,12 @@
         </w:tc>
         <w:tc>
           <w:tcPr>
-            <w:tcW w:type="dxa" w:w="2928"/>
+            <w:tcW w:w="2967" w:type="dxa"/>
           </w:tcPr>
           <w:p>
             <w:r>
               <w:rPr>
-                <w:sz w:val="20"/>
+                <w:sz w:val="19"/>
               </w:rPr>
               <w:t>5</w:t>
             </w:r>
@@ -345,9 +389,11 @@
     </w:tbl>
     <w:p/>
     <w:p>
-      <w:r>
-        <w:t>────────────────────────────────────────────────────────────</w:t>
-      </w:r>
+      <w:pPr>
+        <w:pBdr>
+          <w:bottom w:val="single" w:sz="6" w:space="1" w:color="CCCCCC"/>
+        </w:pBdr>
+      </w:pPr>
     </w:p>
     <w:p/>
     <w:p>
@@ -356,8 +402,11 @@
       </w:pPr>
       <w:r>
         <w:rPr>
-          <w:color w:val="2E74B5"/>
-          <w:sz w:val="28"/>
+          <w:rFonts w:ascii="Calibri" w:hAnsi="Calibri"/>
+          <w:b/>
+          <w:i w:val="0"/>
+          <w:color w:val="1E5296"/>
+          <w:sz w:val="25"/>
         </w:rPr>
         <w:t>Glossário</w:t>
       </w:r>
@@ -366,24 +415,26 @@
     <w:tbl>
       <w:tblPr>
         <w:tblStyle w:val="TableGrid"/>
-        <w:tblW w:type="auto" w:w="0"/>
         <w:tblLook w:firstColumn="1" w:firstRow="1" w:lastColumn="0" w:lastRow="0" w:noHBand="0" w:noVBand="1" w:val="04A0"/>
+        <w:tblW w:w="8900" w:type="dxa"/>
+        <w:tblLayout w:type="fixed"/>
       </w:tblPr>
       <w:tblGrid>
-        <w:gridCol w:w="4392"/>
-        <w:gridCol w:w="4392"/>
+        <w:gridCol w:w="4450"/>
+        <w:gridCol w:w="4450"/>
       </w:tblGrid>
       <w:tr>
         <w:tc>
           <w:tcPr>
-            <w:tcW w:type="dxa" w:w="4392"/>
-            <w:shd w:val="clear" w:color="auto" w:fill="D6E4F0"/>
+            <w:tcW w:w="4450" w:type="dxa"/>
+            <w:shd w:val="clear" w:color="auto" w:fill="1A3A5C"/>
           </w:tcPr>
           <w:p>
             <w:r>
               <w:rPr>
                 <w:b/>
-                <w:sz w:val="20"/>
+                <w:color w:val="FFFFFF"/>
+                <w:sz w:val="19"/>
               </w:rPr>
               <w:t>Termo</w:t>
             </w:r>
@@ -391,14 +442,15 @@
         </w:tc>
         <w:tc>
           <w:tcPr>
-            <w:tcW w:type="dxa" w:w="4392"/>
-            <w:shd w:val="clear" w:color="auto" w:fill="D6E4F0"/>
+            <w:tcW w:w="4450" w:type="dxa"/>
+            <w:shd w:val="clear" w:color="auto" w:fill="1A3A5C"/>
           </w:tcPr>
           <w:p>
             <w:r>
               <w:rPr>
                 <w:b/>
-                <w:sz w:val="20"/>
+                <w:color w:val="FFFFFF"/>
+                <w:sz w:val="19"/>
               </w:rPr>
               <w:t>Definição</w:t>
             </w:r>
@@ -408,12 +460,12 @@
       <w:tr>
         <w:tc>
           <w:tcPr>
-            <w:tcW w:type="dxa" w:w="4392"/>
+            <w:tcW w:w="4450" w:type="dxa"/>
           </w:tcPr>
           <w:p>
             <w:r>
               <w:rPr>
-                <w:sz w:val="20"/>
+                <w:sz w:val="19"/>
               </w:rPr>
               <w:t>DDA</w:t>
             </w:r>
@@ -421,12 +473,12 @@
         </w:tc>
         <w:tc>
           <w:tcPr>
-            <w:tcW w:type="dxa" w:w="4392"/>
+            <w:tcW w:w="4450" w:type="dxa"/>
           </w:tcPr>
           <w:p>
             <w:r>
               <w:rPr>
-                <w:sz w:val="20"/>
+                <w:sz w:val="19"/>
               </w:rPr>
               <w:t>Débito Direto Autorizado — serviço bancário que permite ao favorecido (credor) enviar eletronicamente os dados do boleto diretamente ao banco do pagador, eliminando a necessidade de envio físico do boleto</w:t>
             </w:r>
@@ -436,12 +488,13 @@
       <w:tr>
         <w:tc>
           <w:tcPr>
-            <w:tcW w:type="dxa" w:w="4392"/>
+            <w:tcW w:w="4450" w:type="dxa"/>
+            <w:shd w:val="clear" w:color="auto" w:fill="F0F5FB"/>
           </w:tcPr>
           <w:p>
             <w:r>
               <w:rPr>
-                <w:sz w:val="20"/>
+                <w:sz w:val="19"/>
               </w:rPr>
               <w:t>Boleto</w:t>
             </w:r>
@@ -449,12 +502,13 @@
         </w:tc>
         <w:tc>
           <w:tcPr>
-            <w:tcW w:type="dxa" w:w="4392"/>
+            <w:tcW w:w="4450" w:type="dxa"/>
+            <w:shd w:val="clear" w:color="auto" w:fill="F0F5FB"/>
           </w:tcPr>
           <w:p>
             <w:r>
               <w:rPr>
-                <w:sz w:val="20"/>
+                <w:sz w:val="19"/>
               </w:rPr>
               <w:t>Documento de cobrança bancária com código de barras e dados de pagamento</w:t>
             </w:r>
@@ -464,12 +518,12 @@
       <w:tr>
         <w:tc>
           <w:tcPr>
-            <w:tcW w:type="dxa" w:w="4392"/>
+            <w:tcW w:w="4450" w:type="dxa"/>
           </w:tcPr>
           <w:p>
             <w:r>
               <w:rPr>
-                <w:sz w:val="20"/>
+                <w:sz w:val="19"/>
               </w:rPr>
               <w:t>CNAB 240</w:t>
             </w:r>
@@ -477,12 +531,12 @@
         </w:tc>
         <w:tc>
           <w:tcPr>
-            <w:tcW w:type="dxa" w:w="4392"/>
+            <w:tcW w:w="4450" w:type="dxa"/>
           </w:tcPr>
           <w:p>
             <w:r>
               <w:rPr>
-                <w:sz w:val="20"/>
+                <w:sz w:val="19"/>
               </w:rPr>
               <w:t>Padrão de arquivo de troca de dados bancários com 240 posições por linha (norma FEBRABAN)</w:t>
             </w:r>
@@ -492,12 +546,13 @@
       <w:tr>
         <w:tc>
           <w:tcPr>
-            <w:tcW w:type="dxa" w:w="4392"/>
+            <w:tcW w:w="4450" w:type="dxa"/>
+            <w:shd w:val="clear" w:color="auto" w:fill="F0F5FB"/>
           </w:tcPr>
           <w:p>
             <w:r>
               <w:rPr>
-                <w:sz w:val="20"/>
+                <w:sz w:val="19"/>
               </w:rPr>
               <w:t>FEBAN</w:t>
             </w:r>
@@ -505,12 +560,13 @@
         </w:tc>
         <w:tc>
           <w:tcPr>
-            <w:tcW w:type="dxa" w:w="4392"/>
+            <w:tcW w:w="4450" w:type="dxa"/>
+            <w:shd w:val="clear" w:color="auto" w:fill="F0F5FB"/>
           </w:tcPr>
           <w:p>
             <w:r>
               <w:rPr>
-                <w:sz w:val="20"/>
+                <w:sz w:val="19"/>
               </w:rPr>
               <w:t>Módulo SAP de interface bancária (Financial Electronic Banking), responsável pelo processamento de arquivos CNAB</w:t>
             </w:r>
@@ -520,12 +576,12 @@
       <w:tr>
         <w:tc>
           <w:tcPr>
-            <w:tcW w:type="dxa" w:w="4392"/>
+            <w:tcW w:w="4450" w:type="dxa"/>
           </w:tcPr>
           <w:p>
             <w:r>
               <w:rPr>
-                <w:sz w:val="20"/>
+                <w:sz w:val="19"/>
               </w:rPr>
               <w:t>CP</w:t>
             </w:r>
@@ -533,12 +589,12 @@
         </w:tc>
         <w:tc>
           <w:tcPr>
-            <w:tcW w:type="dxa" w:w="4392"/>
+            <w:tcW w:w="4450" w:type="dxa"/>
           </w:tcPr>
           <w:p>
             <w:r>
               <w:rPr>
-                <w:sz w:val="20"/>
+                <w:sz w:val="19"/>
               </w:rPr>
               <w:t>Contas a Pagar — área responsável pelo processamento e pagamento de boletos na VAB Matriz</w:t>
             </w:r>
@@ -548,12 +604,13 @@
       <w:tr>
         <w:tc>
           <w:tcPr>
-            <w:tcW w:type="dxa" w:w="4392"/>
+            <w:tcW w:w="4450" w:type="dxa"/>
+            <w:shd w:val="clear" w:color="auto" w:fill="F0F5FB"/>
           </w:tcPr>
           <w:p>
             <w:r>
               <w:rPr>
-                <w:sz w:val="20"/>
+                <w:sz w:val="19"/>
               </w:rPr>
               <w:t>SAP FI</w:t>
             </w:r>
@@ -561,12 +618,13 @@
         </w:tc>
         <w:tc>
           <w:tcPr>
-            <w:tcW w:type="dxa" w:w="4392"/>
+            <w:tcW w:w="4450" w:type="dxa"/>
+            <w:shd w:val="clear" w:color="auto" w:fill="F0F5FB"/>
           </w:tcPr>
           <w:p>
             <w:r>
               <w:rPr>
-                <w:sz w:val="20"/>
+                <w:sz w:val="19"/>
               </w:rPr>
               <w:t>Módulo de Financeiro do SAP, onde são processados os pagamentos</w:t>
             </w:r>
@@ -576,12 +634,12 @@
       <w:tr>
         <w:tc>
           <w:tcPr>
-            <w:tcW w:type="dxa" w:w="4392"/>
+            <w:tcW w:w="4450" w:type="dxa"/>
           </w:tcPr>
           <w:p>
             <w:r>
               <w:rPr>
-                <w:sz w:val="20"/>
+                <w:sz w:val="19"/>
               </w:rPr>
               <w:t>Arquivo de Retorno DDA</w:t>
             </w:r>
@@ -589,12 +647,12 @@
         </w:tc>
         <w:tc>
           <w:tcPr>
-            <w:tcW w:type="dxa" w:w="4392"/>
+            <w:tcW w:w="4450" w:type="dxa"/>
           </w:tcPr>
           <w:p>
             <w:r>
               <w:rPr>
-                <w:sz w:val="20"/>
+                <w:sz w:val="19"/>
               </w:rPr>
               <w:t>Arquivo CNAB 240 enviado pelo Santander contendo os boletos disponíveis para pagamento via DDA</w:t>
             </w:r>
@@ -604,12 +662,13 @@
       <w:tr>
         <w:tc>
           <w:tcPr>
-            <w:tcW w:type="dxa" w:w="4392"/>
+            <w:tcW w:w="4450" w:type="dxa"/>
+            <w:shd w:val="clear" w:color="auto" w:fill="F0F5FB"/>
           </w:tcPr>
           <w:p>
             <w:r>
               <w:rPr>
-                <w:sz w:val="20"/>
+                <w:sz w:val="19"/>
               </w:rPr>
               <w:t>Habilitação DDA</w:t>
             </w:r>
@@ -617,12 +676,13 @@
         </w:tc>
         <w:tc>
           <w:tcPr>
-            <w:tcW w:type="dxa" w:w="4392"/>
+            <w:tcW w:w="4450" w:type="dxa"/>
+            <w:shd w:val="clear" w:color="auto" w:fill="F0F5FB"/>
           </w:tcPr>
           <w:p>
             <w:r>
               <w:rPr>
-                <w:sz w:val="20"/>
+                <w:sz w:val="19"/>
               </w:rPr>
               <w:t>Processo de cadastro junto ao banco para receber boletos eletronicamente via DDA</w:t>
             </w:r>
@@ -632,9 +692,11 @@
     </w:tbl>
     <w:p/>
     <w:p>
-      <w:r>
-        <w:t>────────────────────────────────────────────────────────────</w:t>
-      </w:r>
+      <w:pPr>
+        <w:pBdr>
+          <w:bottom w:val="single" w:sz="6" w:space="1" w:color="CCCCCC"/>
+        </w:pBdr>
+      </w:pPr>
     </w:p>
     <w:p/>
     <w:p>
@@ -643,8 +705,11 @@
       </w:pPr>
       <w:r>
         <w:rPr>
-          <w:color w:val="2E74B5"/>
-          <w:sz w:val="28"/>
+          <w:rFonts w:ascii="Calibri" w:hAnsi="Calibri"/>
+          <w:b/>
+          <w:i w:val="0"/>
+          <w:color w:val="1E5296"/>
+          <w:sz w:val="25"/>
         </w:rPr>
         <w:t>Requisitos Funcionais</w:t>
       </w:r>
@@ -656,8 +721,11 @@
       </w:pPr>
       <w:r>
         <w:rPr>
-          <w:color w:val="404040"/>
-          <w:sz w:val="24"/>
+          <w:rFonts w:ascii="Calibri" w:hAnsi="Calibri"/>
+          <w:b/>
+          <w:i w:val="0"/>
+          <w:color w:val="2A4A7F"/>
+          <w:sz w:val="22"/>
         </w:rPr>
         <w:t>RF001 — Recepção automática de arquivo DDA do Santander</w:t>
       </w:r>
@@ -739,9 +807,11 @@
     </w:p>
     <w:p/>
     <w:p>
-      <w:r>
-        <w:t>────────────────────────────────────────────────────────────</w:t>
-      </w:r>
+      <w:pPr>
+        <w:pBdr>
+          <w:bottom w:val="single" w:sz="6" w:space="1" w:color="CCCCCC"/>
+        </w:pBdr>
+      </w:pPr>
     </w:p>
     <w:p/>
     <w:p>
@@ -750,8 +820,11 @@
       </w:pPr>
       <w:r>
         <w:rPr>
-          <w:color w:val="404040"/>
-          <w:sz w:val="24"/>
+          <w:rFonts w:ascii="Calibri" w:hAnsi="Calibri"/>
+          <w:b/>
+          <w:i w:val="0"/>
+          <w:color w:val="2A4A7F"/>
+          <w:sz w:val="22"/>
         </w:rPr>
         <w:t>RF002 — Importação automática de boletos no SAP FI</w:t>
       </w:r>
@@ -821,9 +894,11 @@
     </w:p>
     <w:p/>
     <w:p>
-      <w:r>
-        <w:t>────────────────────────────────────────────────────────────</w:t>
-      </w:r>
+      <w:pPr>
+        <w:pBdr>
+          <w:bottom w:val="single" w:sz="6" w:space="1" w:color="CCCCCC"/>
+        </w:pBdr>
+      </w:pPr>
     </w:p>
     <w:p/>
     <w:p>
@@ -832,8 +907,11 @@
       </w:pPr>
       <w:r>
         <w:rPr>
-          <w:color w:val="404040"/>
-          <w:sz w:val="24"/>
+          <w:rFonts w:ascii="Calibri" w:hAnsi="Calibri"/>
+          <w:b/>
+          <w:i w:val="0"/>
+          <w:color w:val="2A4A7F"/>
+          <w:sz w:val="22"/>
         </w:rPr>
         <w:t>RF003 — Visualização de boletos DDA no SAP FI</w:t>
       </w:r>
@@ -898,9 +976,11 @@
     </w:p>
     <w:p/>
     <w:p>
-      <w:r>
-        <w:t>────────────────────────────────────────────────────────────</w:t>
-      </w:r>
+      <w:pPr>
+        <w:pBdr>
+          <w:bottom w:val="single" w:sz="6" w:space="1" w:color="CCCCCC"/>
+        </w:pBdr>
+      </w:pPr>
     </w:p>
     <w:p/>
     <w:p>
@@ -909,8 +989,11 @@
       </w:pPr>
       <w:r>
         <w:rPr>
-          <w:color w:val="404040"/>
-          <w:sz w:val="24"/>
+          <w:rFonts w:ascii="Calibri" w:hAnsi="Calibri"/>
+          <w:b/>
+          <w:i w:val="0"/>
+          <w:color w:val="2A4A7F"/>
+          <w:sz w:val="22"/>
         </w:rPr>
         <w:t>RF004 — Processamento de pagamento de boleto DDA no SAP</w:t>
       </w:r>
@@ -980,9 +1063,11 @@
     </w:p>
     <w:p/>
     <w:p>
-      <w:r>
-        <w:t>────────────────────────────────────────────────────────────</w:t>
-      </w:r>
+      <w:pPr>
+        <w:pBdr>
+          <w:bottom w:val="single" w:sz="6" w:space="1" w:color="CCCCCC"/>
+        </w:pBdr>
+      </w:pPr>
     </w:p>
     <w:p/>
     <w:p>
@@ -991,8 +1076,11 @@
       </w:pPr>
       <w:r>
         <w:rPr>
-          <w:color w:val="404040"/>
-          <w:sz w:val="24"/>
+          <w:rFonts w:ascii="Calibri" w:hAnsi="Calibri"/>
+          <w:b/>
+          <w:i w:val="0"/>
+          <w:color w:val="2A4A7F"/>
+          <w:sz w:val="22"/>
         </w:rPr>
         <w:t>RF005 — Confirmação de recepção e importação DDA</w:t>
       </w:r>
@@ -1062,9 +1150,11 @@
     </w:p>
     <w:p/>
     <w:p>
-      <w:r>
-        <w:t>────────────────────────────────────────────────────────────</w:t>
-      </w:r>
+      <w:pPr>
+        <w:pBdr>
+          <w:bottom w:val="single" w:sz="6" w:space="1" w:color="CCCCCC"/>
+        </w:pBdr>
+      </w:pPr>
     </w:p>
     <w:p/>
     <w:p>
@@ -1073,8 +1163,11 @@
       </w:pPr>
       <w:r>
         <w:rPr>
-          <w:color w:val="404040"/>
-          <w:sz w:val="24"/>
+          <w:rFonts w:ascii="Calibri" w:hAnsi="Calibri"/>
+          <w:b/>
+          <w:i w:val="0"/>
+          <w:color w:val="2A4A7F"/>
+          <w:sz w:val="22"/>
         </w:rPr>
         <w:t>RF006 — Notificação de boletos DDA disponíveis</w:t>
       </w:r>
@@ -1139,9 +1232,11 @@
     </w:p>
     <w:p/>
     <w:p>
-      <w:r>
-        <w:t>────────────────────────────────────────────────────────────</w:t>
-      </w:r>
+      <w:pPr>
+        <w:pBdr>
+          <w:bottom w:val="single" w:sz="6" w:space="1" w:color="CCCCCC"/>
+        </w:pBdr>
+      </w:pPr>
     </w:p>
     <w:p/>
     <w:p>
@@ -1150,8 +1245,11 @@
       </w:pPr>
       <w:r>
         <w:rPr>
-          <w:color w:val="404040"/>
-          <w:sz w:val="24"/>
+          <w:rFonts w:ascii="Calibri" w:hAnsi="Calibri"/>
+          <w:b/>
+          <w:i w:val="0"/>
+          <w:color w:val="2A4A7F"/>
+          <w:sz w:val="22"/>
         </w:rPr>
         <w:t>RF007 — Rejeição e log de boletos DDA com erro</w:t>
       </w:r>
@@ -1216,9 +1314,11 @@
     </w:p>
     <w:p/>
     <w:p>
-      <w:r>
-        <w:t>────────────────────────────────────────────────────────────</w:t>
-      </w:r>
+      <w:pPr>
+        <w:pBdr>
+          <w:bottom w:val="single" w:sz="6" w:space="1" w:color="CCCCCC"/>
+        </w:pBdr>
+      </w:pPr>
     </w:p>
     <w:p/>
     <w:p>
@@ -1227,8 +1327,11 @@
       </w:pPr>
       <w:r>
         <w:rPr>
-          <w:color w:val="404040"/>
-          <w:sz w:val="24"/>
+          <w:rFonts w:ascii="Calibri" w:hAnsi="Calibri"/>
+          <w:b/>
+          <w:i w:val="0"/>
+          <w:color w:val="2A4A7F"/>
+          <w:sz w:val="22"/>
         </w:rPr>
         <w:t>RF008 — Consulta histórica de boletos DDA</w:t>
       </w:r>
@@ -1293,9 +1396,11 @@
     </w:p>
     <w:p/>
     <w:p>
-      <w:r>
-        <w:t>────────────────────────────────────────────────────────────</w:t>
-      </w:r>
+      <w:pPr>
+        <w:pBdr>
+          <w:bottom w:val="single" w:sz="6" w:space="1" w:color="CCCCCC"/>
+        </w:pBdr>
+      </w:pPr>
     </w:p>
     <w:p/>
     <w:p>
@@ -1304,8 +1409,11 @@
       </w:pPr>
       <w:r>
         <w:rPr>
-          <w:color w:val="404040"/>
-          <w:sz w:val="24"/>
+          <w:rFonts w:ascii="Calibri" w:hAnsi="Calibri"/>
+          <w:b/>
+          <w:i w:val="0"/>
+          <w:color w:val="2A4A7F"/>
+          <w:sz w:val="22"/>
         </w:rPr>
         <w:t>RF009 — Configuração de conta corrente VAB para DDA</w:t>
       </w:r>
@@ -1370,9 +1478,11 @@
     </w:p>
     <w:p/>
     <w:p>
-      <w:r>
-        <w:t>────────────────────────────────────────────────────────────</w:t>
-      </w:r>
+      <w:pPr>
+        <w:pBdr>
+          <w:bottom w:val="single" w:sz="6" w:space="1" w:color="CCCCCC"/>
+        </w:pBdr>
+      </w:pPr>
     </w:p>
     <w:p/>
     <w:p>
@@ -1381,8 +1491,11 @@
       </w:pPr>
       <w:r>
         <w:rPr>
-          <w:color w:val="404040"/>
-          <w:sz w:val="24"/>
+          <w:rFonts w:ascii="Calibri" w:hAnsi="Calibri"/>
+          <w:b/>
+          <w:i w:val="0"/>
+          <w:color w:val="2A4A7F"/>
+          <w:sz w:val="22"/>
         </w:rPr>
         <w:t>RF010 — Reprocessamento manual de arquivo DDA com falha</w:t>
       </w:r>
@@ -1447,9 +1560,11 @@
     </w:p>
     <w:p/>
     <w:p>
-      <w:r>
-        <w:t>────────────────────────────────────────────────────────────</w:t>
-      </w:r>
+      <w:pPr>
+        <w:pBdr>
+          <w:bottom w:val="single" w:sz="6" w:space="1" w:color="CCCCCC"/>
+        </w:pBdr>
+      </w:pPr>
     </w:p>
     <w:p/>
     <w:p>
@@ -1458,8 +1573,11 @@
       </w:pPr>
       <w:r>
         <w:rPr>
-          <w:color w:val="404040"/>
-          <w:sz w:val="24"/>
+          <w:rFonts w:ascii="Calibri" w:hAnsi="Calibri"/>
+          <w:b/>
+          <w:i w:val="0"/>
+          <w:color w:val="2A4A7F"/>
+          <w:sz w:val="22"/>
         </w:rPr>
         <w:t>RF-WONT-01 — Integração com outros bancos além do Santander</w:t>
       </w:r>
@@ -1495,8 +1613,11 @@
       </w:pPr>
       <w:r>
         <w:rPr>
-          <w:color w:val="404040"/>
-          <w:sz w:val="24"/>
+          <w:rFonts w:ascii="Calibri" w:hAnsi="Calibri"/>
+          <w:b/>
+          <w:i w:val="0"/>
+          <w:color w:val="2A4A7F"/>
+          <w:sz w:val="22"/>
         </w:rPr>
         <w:t>RF-WONT-02 — Emissão de boletos pela VAB Matriz via DDA</w:t>
       </w:r>
@@ -1532,9 +1653,11 @@
     </w:p>
     <w:p/>
     <w:p>
-      <w:r>
-        <w:t>────────────────────────────────────────────────────────────</w:t>
-      </w:r>
+      <w:pPr>
+        <w:pBdr>
+          <w:bottom w:val="single" w:sz="6" w:space="1" w:color="CCCCCC"/>
+        </w:pBdr>
+      </w:pPr>
     </w:p>
     <w:p/>
     <w:p>
@@ -1543,8 +1666,11 @@
       </w:pPr>
       <w:r>
         <w:rPr>
-          <w:color w:val="2E74B5"/>
-          <w:sz w:val="28"/>
+          <w:rFonts w:ascii="Calibri" w:hAnsi="Calibri"/>
+          <w:b/>
+          <w:i w:val="0"/>
+          <w:color w:val="1E5296"/>
+          <w:sz w:val="25"/>
         </w:rPr>
         <w:t>Requisitos Não-Funcionais</w:t>
       </w:r>
@@ -1556,8 +1682,11 @@
       </w:pPr>
       <w:r>
         <w:rPr>
-          <w:color w:val="404040"/>
-          <w:sz w:val="24"/>
+          <w:rFonts w:ascii="Calibri" w:hAnsi="Calibri"/>
+          <w:b/>
+          <w:i w:val="0"/>
+          <w:color w:val="2A4A7F"/>
+          <w:sz w:val="22"/>
         </w:rPr>
         <w:t>RNF001 — Disponibilidade</w:t>
       </w:r>
@@ -1610,9 +1739,11 @@
     </w:p>
     <w:p/>
     <w:p>
-      <w:r>
-        <w:t>────────────────────────────────────────────────────────────</w:t>
-      </w:r>
+      <w:pPr>
+        <w:pBdr>
+          <w:bottom w:val="single" w:sz="6" w:space="1" w:color="CCCCCC"/>
+        </w:pBdr>
+      </w:pPr>
     </w:p>
     <w:p/>
     <w:p>
@@ -1621,8 +1752,11 @@
       </w:pPr>
       <w:r>
         <w:rPr>
-          <w:color w:val="404040"/>
-          <w:sz w:val="24"/>
+          <w:rFonts w:ascii="Calibri" w:hAnsi="Calibri"/>
+          <w:b/>
+          <w:i w:val="0"/>
+          <w:color w:val="2A4A7F"/>
+          <w:sz w:val="22"/>
         </w:rPr>
         <w:t>RNF002 — Performance</w:t>
       </w:r>
@@ -1675,9 +1809,11 @@
     </w:p>
     <w:p/>
     <w:p>
-      <w:r>
-        <w:t>────────────────────────────────────────────────────────────</w:t>
-      </w:r>
+      <w:pPr>
+        <w:pBdr>
+          <w:bottom w:val="single" w:sz="6" w:space="1" w:color="CCCCCC"/>
+        </w:pBdr>
+      </w:pPr>
     </w:p>
     <w:p/>
     <w:p>
@@ -1686,8 +1822,11 @@
       </w:pPr>
       <w:r>
         <w:rPr>
-          <w:color w:val="404040"/>
-          <w:sz w:val="24"/>
+          <w:rFonts w:ascii="Calibri" w:hAnsi="Calibri"/>
+          <w:b/>
+          <w:i w:val="0"/>
+          <w:color w:val="2A4A7F"/>
+          <w:sz w:val="22"/>
         </w:rPr>
         <w:t>RNF003 — Segurança</w:t>
       </w:r>
@@ -1740,9 +1879,11 @@
     </w:p>
     <w:p/>
     <w:p>
-      <w:r>
-        <w:t>────────────────────────────────────────────────────────────</w:t>
-      </w:r>
+      <w:pPr>
+        <w:pBdr>
+          <w:bottom w:val="single" w:sz="6" w:space="1" w:color="CCCCCC"/>
+        </w:pBdr>
+      </w:pPr>
     </w:p>
     <w:p/>
     <w:p>
@@ -1751,8 +1892,11 @@
       </w:pPr>
       <w:r>
         <w:rPr>
-          <w:color w:val="404040"/>
-          <w:sz w:val="24"/>
+          <w:rFonts w:ascii="Calibri" w:hAnsi="Calibri"/>
+          <w:b/>
+          <w:i w:val="0"/>
+          <w:color w:val="2A4A7F"/>
+          <w:sz w:val="22"/>
         </w:rPr>
         <w:t>RNF004 — Compatibilidade</w:t>
       </w:r>
@@ -1805,9 +1949,11 @@
     </w:p>
     <w:p/>
     <w:p>
-      <w:r>
-        <w:t>────────────────────────────────────────────────────────────</w:t>
-      </w:r>
+      <w:pPr>
+        <w:pBdr>
+          <w:bottom w:val="single" w:sz="6" w:space="1" w:color="CCCCCC"/>
+        </w:pBdr>
+      </w:pPr>
     </w:p>
     <w:p/>
     <w:p>
@@ -1816,8 +1962,11 @@
       </w:pPr>
       <w:r>
         <w:rPr>
-          <w:color w:val="404040"/>
-          <w:sz w:val="24"/>
+          <w:rFonts w:ascii="Calibri" w:hAnsi="Calibri"/>
+          <w:b/>
+          <w:i w:val="0"/>
+          <w:color w:val="2A4A7F"/>
+          <w:sz w:val="22"/>
         </w:rPr>
         <w:t>RNF005 — Rastreabilidade</w:t>
       </w:r>
@@ -1865,9 +2014,11 @@
     </w:p>
     <w:p/>
     <w:p>
-      <w:r>
-        <w:t>────────────────────────────────────────────────────────────</w:t>
-      </w:r>
+      <w:pPr>
+        <w:pBdr>
+          <w:bottom w:val="single" w:sz="6" w:space="1" w:color="CCCCCC"/>
+        </w:pBdr>
+      </w:pPr>
     </w:p>
     <w:p/>
     <w:p>
@@ -1876,8 +2027,11 @@
       </w:pPr>
       <w:r>
         <w:rPr>
-          <w:color w:val="2E74B5"/>
-          <w:sz w:val="28"/>
+          <w:rFonts w:ascii="Calibri" w:hAnsi="Calibri"/>
+          <w:b/>
+          <w:i w:val="0"/>
+          <w:color w:val="1E5296"/>
+          <w:sz w:val="25"/>
         </w:rPr>
         <w:t>Rastreabilidade</w:t>
       </w:r>
@@ -1886,25 +2040,27 @@
     <w:tbl>
       <w:tblPr>
         <w:tblStyle w:val="TableGrid"/>
-        <w:tblW w:type="auto" w:w="0"/>
         <w:tblLook w:firstColumn="1" w:firstRow="1" w:lastColumn="0" w:lastRow="0" w:noHBand="0" w:noVBand="1" w:val="04A0"/>
+        <w:tblW w:w="8901" w:type="dxa"/>
+        <w:tblLayout w:type="fixed"/>
       </w:tblPr>
       <w:tblGrid>
-        <w:gridCol w:w="2928"/>
-        <w:gridCol w:w="2928"/>
-        <w:gridCol w:w="2928"/>
+        <w:gridCol w:w="2967"/>
+        <w:gridCol w:w="2967"/>
+        <w:gridCol w:w="2967"/>
       </w:tblGrid>
       <w:tr>
         <w:tc>
           <w:tcPr>
-            <w:tcW w:type="dxa" w:w="2928"/>
-            <w:shd w:val="clear" w:color="auto" w:fill="D6E4F0"/>
+            <w:tcW w:w="2967" w:type="dxa"/>
+            <w:shd w:val="clear" w:color="auto" w:fill="1A3A5C"/>
           </w:tcPr>
           <w:p>
             <w:r>
               <w:rPr>
                 <w:b/>
-                <w:sz w:val="20"/>
+                <w:color w:val="FFFFFF"/>
+                <w:sz w:val="19"/>
               </w:rPr>
               <w:t>ID Requisito</w:t>
             </w:r>
@@ -1912,14 +2068,15 @@
         </w:tc>
         <w:tc>
           <w:tcPr>
-            <w:tcW w:type="dxa" w:w="2928"/>
-            <w:shd w:val="clear" w:color="auto" w:fill="D6E4F0"/>
+            <w:tcW w:w="2967" w:type="dxa"/>
+            <w:shd w:val="clear" w:color="auto" w:fill="1A3A5C"/>
           </w:tcPr>
           <w:p>
             <w:r>
               <w:rPr>
                 <w:b/>
-                <w:sz w:val="20"/>
+                <w:color w:val="FFFFFF"/>
+                <w:sz w:val="19"/>
               </w:rPr>
               <w:t>Origem</w:t>
             </w:r>
@@ -1927,14 +2084,15 @@
         </w:tc>
         <w:tc>
           <w:tcPr>
-            <w:tcW w:type="dxa" w:w="2928"/>
-            <w:shd w:val="clear" w:color="auto" w:fill="D6E4F0"/>
+            <w:tcW w:w="2967" w:type="dxa"/>
+            <w:shd w:val="clear" w:color="auto" w:fill="1A3A5C"/>
           </w:tcPr>
           <w:p>
             <w:r>
               <w:rPr>
                 <w:b/>
-                <w:sz w:val="20"/>
+                <w:color w:val="FFFFFF"/>
+                <w:sz w:val="19"/>
               </w:rPr>
               <w:t>Critério de Sucesso TAP</w:t>
             </w:r>
@@ -1944,12 +2102,12 @@
       <w:tr>
         <w:tc>
           <w:tcPr>
-            <w:tcW w:type="dxa" w:w="2928"/>
+            <w:tcW w:w="2967" w:type="dxa"/>
           </w:tcPr>
           <w:p>
             <w:r>
               <w:rPr>
-                <w:sz w:val="20"/>
+                <w:sz w:val="19"/>
               </w:rPr>
               <w:t>RF001, RF002</w:t>
             </w:r>
@@ -1957,12 +2115,12 @@
         </w:tc>
         <w:tc>
           <w:tcPr>
-            <w:tcW w:type="dxa" w:w="2928"/>
+            <w:tcW w:w="2967" w:type="dxa"/>
           </w:tcPr>
           <w:p>
             <w:r>
               <w:rPr>
-                <w:sz w:val="20"/>
+                <w:sz w:val="19"/>
               </w:rPr>
               <w:t>Ticket #6700943 + E-mail Noemia</w:t>
             </w:r>
@@ -1970,12 +2128,12 @@
         </w:tc>
         <w:tc>
           <w:tcPr>
-            <w:tcW w:type="dxa" w:w="2928"/>
+            <w:tcW w:w="2967" w:type="dxa"/>
           </w:tcPr>
           <w:p>
             <w:r>
               <w:rPr>
-                <w:sz w:val="20"/>
+                <w:sz w:val="19"/>
               </w:rPr>
               <w:t>CS-1 (recepção automática 100%)</w:t>
             </w:r>
@@ -1985,12 +2143,13 @@
       <w:tr>
         <w:tc>
           <w:tcPr>
-            <w:tcW w:type="dxa" w:w="2928"/>
+            <w:tcW w:w="2967" w:type="dxa"/>
+            <w:shd w:val="clear" w:color="auto" w:fill="F0F5FB"/>
           </w:tcPr>
           <w:p>
             <w:r>
               <w:rPr>
-                <w:sz w:val="20"/>
+                <w:sz w:val="19"/>
               </w:rPr>
               <w:t>RF003, RF004</w:t>
             </w:r>
@@ -1998,12 +2157,13 @@
         </w:tc>
         <w:tc>
           <w:tcPr>
-            <w:tcW w:type="dxa" w:w="2928"/>
+            <w:tcW w:w="2967" w:type="dxa"/>
+            <w:shd w:val="clear" w:color="auto" w:fill="F0F5FB"/>
           </w:tcPr>
           <w:p>
             <w:r>
               <w:rPr>
-                <w:sz w:val="20"/>
+                <w:sz w:val="19"/>
               </w:rPr>
               <w:t>Necessidade operacional CP</w:t>
             </w:r>
@@ -2011,12 +2171,13 @@
         </w:tc>
         <w:tc>
           <w:tcPr>
-            <w:tcW w:type="dxa" w:w="2928"/>
+            <w:tcW w:w="2967" w:type="dxa"/>
+            <w:shd w:val="clear" w:color="auto" w:fill="F0F5FB"/>
           </w:tcPr>
           <w:p>
             <w:r>
               <w:rPr>
-                <w:sz w:val="20"/>
+                <w:sz w:val="19"/>
               </w:rPr>
               <w:t>CS-1 + CS-2 (zero dependência terceiros)</w:t>
             </w:r>
@@ -2026,12 +2187,12 @@
       <w:tr>
         <w:tc>
           <w:tcPr>
-            <w:tcW w:type="dxa" w:w="2928"/>
+            <w:tcW w:w="2967" w:type="dxa"/>
           </w:tcPr>
           <w:p>
             <w:r>
               <w:rPr>
-                <w:sz w:val="20"/>
+                <w:sz w:val="19"/>
               </w:rPr>
               <w:t>RF005, RF007</w:t>
             </w:r>
@@ -2039,12 +2200,12 @@
         </w:tc>
         <w:tc>
           <w:tcPr>
-            <w:tcW w:type="dxa" w:w="2928"/>
+            <w:tcW w:w="2967" w:type="dxa"/>
           </w:tcPr>
           <w:p>
             <w:r>
               <w:rPr>
-                <w:sz w:val="20"/>
+                <w:sz w:val="19"/>
               </w:rPr>
               <w:t>Controle processo financeiro</w:t>
             </w:r>
@@ -2052,12 +2213,12 @@
         </w:tc>
         <w:tc>
           <w:tcPr>
-            <w:tcW w:type="dxa" w:w="2928"/>
+            <w:tcW w:w="2967" w:type="dxa"/>
           </w:tcPr>
           <w:p>
             <w:r>
               <w:rPr>
-                <w:sz w:val="20"/>
+                <w:sz w:val="19"/>
               </w:rPr>
               <w:t>CS-1 (qualidade importação)</w:t>
             </w:r>
@@ -2067,12 +2228,13 @@
       <w:tr>
         <w:tc>
           <w:tcPr>
-            <w:tcW w:type="dxa" w:w="2928"/>
+            <w:tcW w:w="2967" w:type="dxa"/>
+            <w:shd w:val="clear" w:color="auto" w:fill="F0F5FB"/>
           </w:tcPr>
           <w:p>
             <w:r>
               <w:rPr>
-                <w:sz w:val="20"/>
+                <w:sz w:val="19"/>
               </w:rPr>
               <w:t>RF006</w:t>
             </w:r>
@@ -2080,12 +2242,13 @@
         </w:tc>
         <w:tc>
           <w:tcPr>
-            <w:tcW w:type="dxa" w:w="2928"/>
+            <w:tcW w:w="2967" w:type="dxa"/>
+            <w:shd w:val="clear" w:color="auto" w:fill="F0F5FB"/>
           </w:tcPr>
           <w:p>
             <w:r>
               <w:rPr>
-                <w:sz w:val="20"/>
+                <w:sz w:val="19"/>
               </w:rPr>
               <w:t>Melhoria operacional</w:t>
             </w:r>
@@ -2093,12 +2256,13 @@
         </w:tc>
         <w:tc>
           <w:tcPr>
-            <w:tcW w:type="dxa" w:w="2928"/>
+            <w:tcW w:w="2967" w:type="dxa"/>
+            <w:shd w:val="clear" w:color="auto" w:fill="F0F5FB"/>
           </w:tcPr>
           <w:p>
             <w:r>
               <w:rPr>
-                <w:sz w:val="20"/>
+                <w:sz w:val="19"/>
               </w:rPr>
               <w:t>CS-3 (satisfação ≥ 8/10)</w:t>
             </w:r>
@@ -2108,12 +2272,12 @@
       <w:tr>
         <w:tc>
           <w:tcPr>
-            <w:tcW w:type="dxa" w:w="2928"/>
+            <w:tcW w:w="2967" w:type="dxa"/>
           </w:tcPr>
           <w:p>
             <w:r>
               <w:rPr>
-                <w:sz w:val="20"/>
+                <w:sz w:val="19"/>
               </w:rPr>
               <w:t>RF008</w:t>
             </w:r>
@@ -2121,12 +2285,12 @@
         </w:tc>
         <w:tc>
           <w:tcPr>
-            <w:tcW w:type="dxa" w:w="2928"/>
+            <w:tcW w:w="2967" w:type="dxa"/>
           </w:tcPr>
           <w:p>
             <w:r>
               <w:rPr>
-                <w:sz w:val="20"/>
+                <w:sz w:val="19"/>
               </w:rPr>
               <w:t>Auditoria CP</w:t>
             </w:r>
@@ -2134,12 +2298,12 @@
         </w:tc>
         <w:tc>
           <w:tcPr>
-            <w:tcW w:type="dxa" w:w="2928"/>
+            <w:tcW w:w="2967" w:type="dxa"/>
           </w:tcPr>
           <w:p>
             <w:r>
               <w:rPr>
-                <w:sz w:val="20"/>
+                <w:sz w:val="19"/>
               </w:rPr>
               <w:t>CS-2 (rastreabilidade)</w:t>
             </w:r>
@@ -2149,12 +2313,13 @@
       <w:tr>
         <w:tc>
           <w:tcPr>
-            <w:tcW w:type="dxa" w:w="2928"/>
+            <w:tcW w:w="2967" w:type="dxa"/>
+            <w:shd w:val="clear" w:color="auto" w:fill="F0F5FB"/>
           </w:tcPr>
           <w:p>
             <w:r>
               <w:rPr>
-                <w:sz w:val="20"/>
+                <w:sz w:val="19"/>
               </w:rPr>
               <w:t>RNF001–004</w:t>
             </w:r>
@@ -2162,12 +2327,13 @@
         </w:tc>
         <w:tc>
           <w:tcPr>
-            <w:tcW w:type="dxa" w:w="2928"/>
+            <w:tcW w:w="2967" w:type="dxa"/>
+            <w:shd w:val="clear" w:color="auto" w:fill="F0F5FB"/>
           </w:tcPr>
           <w:p>
             <w:r>
               <w:rPr>
-                <w:sz w:val="20"/>
+                <w:sz w:val="19"/>
               </w:rPr>
               <w:t>Padrões técnicos Grupo</w:t>
             </w:r>
@@ -2175,12 +2341,13 @@
         </w:tc>
         <w:tc>
           <w:tcPr>
-            <w:tcW w:type="dxa" w:w="2928"/>
+            <w:tcW w:w="2967" w:type="dxa"/>
+            <w:shd w:val="clear" w:color="auto" w:fill="F0F5FB"/>
           </w:tcPr>
           <w:p>
             <w:r>
               <w:rPr>
-                <w:sz w:val="20"/>
+                <w:sz w:val="19"/>
               </w:rPr>
               <w:t>CS-4 (go-live 30/09/2026)</w:t>
             </w:r>
@@ -2190,9 +2357,11 @@
     </w:tbl>
     <w:p/>
     <w:p>
-      <w:r>
-        <w:t>────────────────────────────────────────────────────────────</w:t>
-      </w:r>
+      <w:pPr>
+        <w:pBdr>
+          <w:bottom w:val="single" w:sz="6" w:space="1" w:color="CCCCCC"/>
+        </w:pBdr>
+      </w:pPr>
     </w:p>
     <w:p/>
     <w:p>
@@ -2201,8 +2370,11 @@
       </w:pPr>
       <w:r>
         <w:rPr>
-          <w:color w:val="2E74B5"/>
-          <w:sz w:val="28"/>
+          <w:rFonts w:ascii="Calibri" w:hAnsi="Calibri"/>
+          <w:b/>
+          <w:i w:val="0"/>
+          <w:color w:val="1E5296"/>
+          <w:sz w:val="25"/>
         </w:rPr>
         <w:t>Aprovação da ERF</w:t>
       </w:r>
@@ -2210,33 +2382,49 @@
     <w:p/>
     <w:p>
       <w:pPr>
-        <w:pStyle w:val="Quote"/>
+        <w:ind w:left="454"/>
       </w:pPr>
       <w:r>
+        <w:rPr>
+          <w:color w:val="333333"/>
+          <w:sz w:val="20"/>
+        </w:rPr>
         <w:t>Esta ERF está em rascunho e deve ser validada por Noemia Tambara Cardoso Malini</w:t>
       </w:r>
     </w:p>
     <w:p>
       <w:pPr>
-        <w:pStyle w:val="Quote"/>
+        <w:ind w:left="454"/>
       </w:pPr>
       <w:r>
+        <w:rPr>
+          <w:color w:val="333333"/>
+          <w:sz w:val="20"/>
+        </w:rPr>
         <w:t>(coordenadora do processo) e pelo recurso técnico DTI designado após o gate de kick-off.</w:t>
       </w:r>
     </w:p>
     <w:p>
       <w:pPr>
-        <w:pStyle w:val="Quote"/>
+        <w:ind w:left="454"/>
       </w:pPr>
       <w:r>
+        <w:rPr>
+          <w:color w:val="333333"/>
+          <w:sz w:val="20"/>
+        </w:rPr>
         <w:t>A validação consiste em: (1) confirmação de que os Must Haves cobrem a necessidade; (2)</w:t>
       </w:r>
     </w:p>
     <w:p>
       <w:pPr>
-        <w:pStyle w:val="Quote"/>
+        <w:ind w:left="454"/>
       </w:pPr>
       <w:r>
+        <w:rPr>
+          <w:color w:val="333333"/>
+          <w:sz w:val="20"/>
+        </w:rPr>
         <w:t>confirmação dos critérios de aceitação; (3) refinamento dos itens marcados com [CB-2].</w:t>
       </w:r>
     </w:p>
@@ -2244,26 +2432,28 @@
     <w:tbl>
       <w:tblPr>
         <w:tblStyle w:val="TableGrid"/>
-        <w:tblW w:type="auto" w:w="0"/>
         <w:tblLook w:firstColumn="1" w:firstRow="1" w:lastColumn="0" w:lastRow="0" w:noHBand="0" w:noVBand="1" w:val="04A0"/>
+        <w:tblW w:w="8900" w:type="dxa"/>
+        <w:tblLayout w:type="fixed"/>
       </w:tblPr>
       <w:tblGrid>
-        <w:gridCol w:w="2196"/>
-        <w:gridCol w:w="2196"/>
-        <w:gridCol w:w="2196"/>
-        <w:gridCol w:w="2196"/>
+        <w:gridCol w:w="2225"/>
+        <w:gridCol w:w="2225"/>
+        <w:gridCol w:w="2225"/>
+        <w:gridCol w:w="2225"/>
       </w:tblGrid>
       <w:tr>
         <w:tc>
           <w:tcPr>
-            <w:tcW w:type="dxa" w:w="2196"/>
-            <w:shd w:val="clear" w:color="auto" w:fill="D6E4F0"/>
+            <w:tcW w:w="2225" w:type="dxa"/>
+            <w:shd w:val="clear" w:color="auto" w:fill="1A3A5C"/>
           </w:tcPr>
           <w:p>
             <w:r>
               <w:rPr>
                 <w:b/>
-                <w:sz w:val="20"/>
+                <w:color w:val="FFFFFF"/>
+                <w:sz w:val="19"/>
               </w:rPr>
               <w:t>Papel</w:t>
             </w:r>
@@ -2271,14 +2461,15 @@
         </w:tc>
         <w:tc>
           <w:tcPr>
-            <w:tcW w:type="dxa" w:w="2196"/>
-            <w:shd w:val="clear" w:color="auto" w:fill="D6E4F0"/>
+            <w:tcW w:w="2225" w:type="dxa"/>
+            <w:shd w:val="clear" w:color="auto" w:fill="1A3A5C"/>
           </w:tcPr>
           <w:p>
             <w:r>
               <w:rPr>
                 <w:b/>
-                <w:sz w:val="20"/>
+                <w:color w:val="FFFFFF"/>
+                <w:sz w:val="19"/>
               </w:rPr>
               <w:t>Nome</w:t>
             </w:r>
@@ -2286,14 +2477,15 @@
         </w:tc>
         <w:tc>
           <w:tcPr>
-            <w:tcW w:type="dxa" w:w="2196"/>
-            <w:shd w:val="clear" w:color="auto" w:fill="D6E4F0"/>
+            <w:tcW w:w="2225" w:type="dxa"/>
+            <w:shd w:val="clear" w:color="auto" w:fill="1A3A5C"/>
           </w:tcPr>
           <w:p>
             <w:r>
               <w:rPr>
                 <w:b/>
-                <w:sz w:val="20"/>
+                <w:color w:val="FFFFFF"/>
+                <w:sz w:val="19"/>
               </w:rPr>
               <w:t>Validação</w:t>
             </w:r>
@@ -2301,14 +2493,15 @@
         </w:tc>
         <w:tc>
           <w:tcPr>
-            <w:tcW w:type="dxa" w:w="2196"/>
-            <w:shd w:val="clear" w:color="auto" w:fill="D6E4F0"/>
+            <w:tcW w:w="2225" w:type="dxa"/>
+            <w:shd w:val="clear" w:color="auto" w:fill="1A3A5C"/>
           </w:tcPr>
           <w:p>
             <w:r>
               <w:rPr>
                 <w:b/>
-                <w:sz w:val="20"/>
+                <w:color w:val="FFFFFF"/>
+                <w:sz w:val="19"/>
               </w:rPr>
               <w:t>Data</w:t>
             </w:r>
@@ -2318,12 +2511,12 @@
       <w:tr>
         <w:tc>
           <w:tcPr>
-            <w:tcW w:type="dxa" w:w="2196"/>
+            <w:tcW w:w="2225" w:type="dxa"/>
           </w:tcPr>
           <w:p>
             <w:r>
               <w:rPr>
-                <w:sz w:val="20"/>
+                <w:sz w:val="19"/>
               </w:rPr>
               <w:t>Coordenadora processo</w:t>
             </w:r>
@@ -2331,12 +2524,12 @@
         </w:tc>
         <w:tc>
           <w:tcPr>
-            <w:tcW w:type="dxa" w:w="2196"/>
+            <w:tcW w:w="2225" w:type="dxa"/>
           </w:tcPr>
           <w:p>
             <w:r>
               <w:rPr>
-                <w:sz w:val="20"/>
+                <w:sz w:val="19"/>
               </w:rPr>
               <w:t>Noemia Tambara Cardoso Malini</w:t>
             </w:r>
@@ -2344,12 +2537,12 @@
         </w:tc>
         <w:tc>
           <w:tcPr>
-            <w:tcW w:type="dxa" w:w="2196"/>
+            <w:tcW w:w="2225" w:type="dxa"/>
           </w:tcPr>
           <w:p>
             <w:r>
               <w:rPr>
-                <w:sz w:val="20"/>
+                <w:sz w:val="19"/>
               </w:rPr>
               <w:t>__________</w:t>
             </w:r>
@@ -2357,12 +2550,12 @@
         </w:tc>
         <w:tc>
           <w:tcPr>
-            <w:tcW w:type="dxa" w:w="2196"/>
+            <w:tcW w:w="2225" w:type="dxa"/>
           </w:tcPr>
           <w:p>
             <w:r>
               <w:rPr>
-                <w:sz w:val="20"/>
+                <w:sz w:val="19"/>
               </w:rPr>
               <w:t>______</w:t>
             </w:r>
@@ -2372,12 +2565,13 @@
       <w:tr>
         <w:tc>
           <w:tcPr>
-            <w:tcW w:type="dxa" w:w="2196"/>
+            <w:tcW w:w="2225" w:type="dxa"/>
+            <w:shd w:val="clear" w:color="auto" w:fill="F0F5FB"/>
           </w:tcPr>
           <w:p>
             <w:r>
               <w:rPr>
-                <w:sz w:val="20"/>
+                <w:sz w:val="19"/>
               </w:rPr>
               <w:t>Recurso técnico DTI</w:t>
             </w:r>
@@ -2385,12 +2579,13 @@
         </w:tc>
         <w:tc>
           <w:tcPr>
-            <w:tcW w:type="dxa" w:w="2196"/>
+            <w:tcW w:w="2225" w:type="dxa"/>
+            <w:shd w:val="clear" w:color="auto" w:fill="F0F5FB"/>
           </w:tcPr>
           <w:p>
             <w:r>
               <w:rPr>
-                <w:sz w:val="20"/>
+                <w:sz w:val="19"/>
               </w:rPr>
               <w:t>A designar</w:t>
             </w:r>
@@ -2398,12 +2593,13 @@
         </w:tc>
         <w:tc>
           <w:tcPr>
-            <w:tcW w:type="dxa" w:w="2196"/>
+            <w:tcW w:w="2225" w:type="dxa"/>
+            <w:shd w:val="clear" w:color="auto" w:fill="F0F5FB"/>
           </w:tcPr>
           <w:p>
             <w:r>
               <w:rPr>
-                <w:sz w:val="20"/>
+                <w:sz w:val="19"/>
               </w:rPr>
               <w:t>__________</w:t>
             </w:r>
@@ -2411,12 +2607,13 @@
         </w:tc>
         <w:tc>
           <w:tcPr>
-            <w:tcW w:type="dxa" w:w="2196"/>
+            <w:tcW w:w="2225" w:type="dxa"/>
+            <w:shd w:val="clear" w:color="auto" w:fill="F0F5FB"/>
           </w:tcPr>
           <w:p>
             <w:r>
               <w:rPr>
-                <w:sz w:val="20"/>
+                <w:sz w:val="19"/>
               </w:rPr>
               <w:t>______</w:t>
             </w:r>
@@ -2426,12 +2623,12 @@
       <w:tr>
         <w:tc>
           <w:tcPr>
-            <w:tcW w:type="dxa" w:w="2196"/>
+            <w:tcW w:w="2225" w:type="dxa"/>
           </w:tcPr>
           <w:p>
             <w:r>
               <w:rPr>
-                <w:sz w:val="20"/>
+                <w:sz w:val="19"/>
               </w:rPr>
               <w:t>VMO</w:t>
             </w:r>
@@ -2439,12 +2636,12 @@
         </w:tc>
         <w:tc>
           <w:tcPr>
-            <w:tcW w:type="dxa" w:w="2196"/>
+            <w:tcW w:w="2225" w:type="dxa"/>
           </w:tcPr>
           <w:p>
             <w:r>
               <w:rPr>
-                <w:sz w:val="20"/>
+                <w:sz w:val="19"/>
               </w:rPr>
               <w:t>—</w:t>
             </w:r>
@@ -2452,12 +2649,12 @@
         </w:tc>
         <w:tc>
           <w:tcPr>
-            <w:tcW w:type="dxa" w:w="2196"/>
+            <w:tcW w:w="2225" w:type="dxa"/>
           </w:tcPr>
           <w:p>
             <w:r>
               <w:rPr>
-                <w:sz w:val="20"/>
+                <w:sz w:val="19"/>
               </w:rPr>
               <w:t>__________</w:t>
             </w:r>
@@ -2465,12 +2662,12 @@
         </w:tc>
         <w:tc>
           <w:tcPr>
-            <w:tcW w:type="dxa" w:w="2196"/>
+            <w:tcW w:w="2225" w:type="dxa"/>
           </w:tcPr>
           <w:p>
             <w:r>
               <w:rPr>
-                <w:sz w:val="20"/>
+                <w:sz w:val="19"/>
               </w:rPr>
               <w:t>______</w:t>
             </w:r>
@@ -2481,7 +2678,7 @@
     <w:p/>
     <w:sectPr>
       <w:pgSz w:w="12240" w:h="15840"/>
-      <w:pgMar w:top="1440" w:right="1728" w:bottom="1440" w:left="1728" w:header="720" w:footer="720" w:gutter="0"/>
+      <w:pgMar w:top="1417" w:right="1417" w:bottom="1417" w:left="1587" w:header="720" w:footer="720" w:gutter="0"/>
       <w:cols w:space="720"/>
       <w:docGrid w:linePitch="360"/>
     </w:sectPr>
@@ -2854,7 +3051,7 @@
     <w:rsid w:val="00FC693F"/>
     <w:rPr>
       <w:rFonts w:ascii="Calibri" w:hAnsi="Calibri"/>
-      <w:sz w:val="22"/>
+      <w:sz w:val="21"/>
     </w:rPr>
   </w:style>
   <w:style w:type="paragraph" w:styleId="Header">
